--- a/高中物理/高中物理同步/人教版选必2 第2章 电磁感应·冲刺卷（8题）.docx
+++ b/高中物理/高中物理同步/人教版选必2 第2章 电磁感应·冲刺卷（8题）.docx
@@ -395,11 +395,9 @@
       <w:r>
         <w:rPr>
           <w:rFonts w:ascii="Times New Roman" w:eastAsia="宋体" w:hAnsi="Times New Roman" w:cs="Times New Roman"/>
-          <w:strike w:val="0"/>
           <w:kern w:val="0"/>
           <w:sz w:val="21"/>
           <w:szCs w:val="21"/>
-          <w:u w:val="none"/>
         </w:rPr>
         <w:drawing>
           <wp:inline>
@@ -2414,11 +2412,9 @@
       <w:r>
         <w:rPr>
           <w:rFonts w:ascii="Times New Roman" w:eastAsia="宋体" w:hAnsi="Times New Roman" w:cs="Times New Roman"/>
-          <w:strike w:val="0"/>
           <w:kern w:val="0"/>
           <w:sz w:val="21"/>
           <w:szCs w:val="21"/>
-          <w:u w:val="none"/>
         </w:rPr>
         <w:drawing>
           <wp:inline>
@@ -4863,11 +4859,9 @@
       <w:r>
         <w:rPr>
           <w:rFonts w:ascii="Times New Roman" w:eastAsia="宋体" w:hAnsi="Times New Roman" w:cs="Times New Roman"/>
-          <w:strike w:val="0"/>
           <w:kern w:val="0"/>
           <w:sz w:val="21"/>
           <w:szCs w:val="21"/>
-          <w:u w:val="none"/>
         </w:rPr>
         <w:drawing>
           <wp:inline>
@@ -6367,11 +6361,9 @@
       <w:r>
         <w:rPr>
           <w:rFonts w:ascii="Times New Roman" w:eastAsia="宋体" w:hAnsi="Times New Roman" w:cs="Times New Roman"/>
-          <w:strike w:val="0"/>
           <w:kern w:val="0"/>
           <w:sz w:val="21"/>
           <w:szCs w:val="21"/>
-          <w:u w:val="none"/>
         </w:rPr>
         <w:drawing>
           <wp:inline>
@@ -9563,11 +9555,9 @@
       <w:r>
         <w:rPr>
           <w:rFonts w:ascii="Times New Roman" w:eastAsia="宋体" w:hAnsi="Times New Roman" w:cs="Times New Roman"/>
-          <w:strike w:val="0"/>
           <w:kern w:val="0"/>
           <w:sz w:val="21"/>
           <w:szCs w:val="21"/>
-          <w:u w:val="none"/>
         </w:rPr>
         <w:drawing>
           <wp:inline>
@@ -11575,11 +11565,9 @@
       <w:r>
         <w:rPr>
           <w:rFonts w:ascii="Times New Roman" w:eastAsia="宋体" w:hAnsi="Times New Roman" w:cs="Times New Roman"/>
-          <w:strike w:val="0"/>
           <w:kern w:val="0"/>
           <w:sz w:val="21"/>
           <w:szCs w:val="21"/>
-          <w:u w:val="none"/>
         </w:rPr>
         <w:drawing>
           <wp:inline>
@@ -13827,11 +13815,9 @@
       <w:r>
         <w:rPr>
           <w:rFonts w:ascii="Times New Roman" w:eastAsia="宋体" w:hAnsi="Times New Roman" w:cs="Times New Roman"/>
-          <w:strike w:val="0"/>
           <w:kern w:val="0"/>
           <w:sz w:val="21"/>
           <w:szCs w:val="21"/>
-          <w:u w:val="none"/>
         </w:rPr>
         <w:drawing>
           <wp:inline>
@@ -16924,11 +16910,9 @@
       <w:r>
         <w:rPr>
           <w:rFonts w:ascii="Times New Roman" w:eastAsia="宋体" w:hAnsi="Times New Roman" w:cs="Times New Roman"/>
-          <w:strike w:val="0"/>
           <w:kern w:val="0"/>
           <w:sz w:val="21"/>
           <w:szCs w:val="21"/>
-          <w:u w:val="none"/>
         </w:rPr>
         <w:drawing>
           <wp:inline>
@@ -18757,7 +18741,7 @@
     <w:sectPr>
       <w:footerReference w:type="default" r:id="rId9"/>
       <w:pgSz w:w="11906" w:h="16838"/>
-      <w:pgMar w:top="720" w:right="720" w:bottom="720" w:left="720" w:header="720" w:footer="720" w:gutter="0"/>
+      <w:pgMar w:top="850" w:right="850" w:bottom="850" w:left="850" w:header="850" w:footer="850" w:gutter="0"/>
       <w:pgNumType w:start="1"/>
       <w:cols w:space="720"/>
       <w:docGrid w:linePitch="360"/>
@@ -18772,6 +18756,14 @@
     <w:pPr>
       <w:jc w:val="center"/>
     </w:pPr>
+    <w:r>
+      <w:rPr>
+        <w:rFonts w:ascii="Times New Roman" w:hAnsi="Times New Roman" w:eastAsia="宋体"/>
+        <w:sz w:val="21"/>
+        <w:szCs w:val="21"/>
+      </w:rPr>
+      <w:t xml:space="preserve">第2章·冲刺　</w:t>
+    </w:r>
     <w:r>
       <w:rPr>
         <w:rFonts w:ascii="Times New Roman" w:hAnsi="Times New Roman" w:eastAsia="宋体"/>

--- a/高中物理/高中物理同步/人教版选必2 第2章 电磁感应·冲刺卷（8题）.docx
+++ b/高中物理/高中物理同步/人教版选必2 第2章 电磁感应·冲刺卷（8题）.docx
@@ -19020,9 +19020,9 @@
   <w:docDefaults>
     <w:rPrDefault>
       <w:rPr>
-        <w:rFonts w:asciiTheme="minorHAnsi" w:eastAsiaTheme="minorEastAsia" w:hAnsiTheme="minorHAnsi" w:cstheme="minorBidi"/>
-        <w:sz w:val="22"/>
-        <w:szCs w:val="22"/>
+        <w:rFonts w:cstheme="minorBidi" w:ascii="Times New Roman" w:hAnsi="Times New Roman" w:eastAsia="宋体" w:cs="Times New Roman"/>
+        <w:sz w:val="21"/>
+        <w:szCs w:val="21"/>
         <w:lang w:val="en-US" w:eastAsia="en-US" w:bidi="ar-SA"/>
       </w:rPr>
     </w:rPrDefault>

--- a/高中物理/高中物理同步/人教版选必2 第2章 电磁感应·冲刺卷（8题）.docx
+++ b/高中物理/高中物理同步/人教版选必2 第2章 电磁感应·冲刺卷（8题）.docx
@@ -18751,14 +18751,14 @@
 </file>
 
 <file path=word/footer1.xml><?xml version="1.0" encoding="utf-8"?>
-<w:ftr xmlns:w="http://schemas.openxmlformats.org/wordprocessingml/2006/main" xmlns:r="http://schemas.openxmlformats.org/officeDocument/2006/relationships">
-  <w:p>
+<w:ftr xmlns:w="http://schemas.openxmlformats.org/wordprocessingml/2006/main">
+  <w:p xmlns:w="http://schemas.openxmlformats.org/wordprocessingml/2006/main">
     <w:pPr>
       <w:jc w:val="center"/>
     </w:pPr>
     <w:r>
       <w:rPr>
-        <w:rFonts w:ascii="Times New Roman" w:hAnsi="Times New Roman" w:eastAsia="宋体"/>
+        <w:rFonts w:ascii="Times New Roman" w:hAnsi="Times New Roman" w:eastAsia="宋体" w:cs="Times New Roman"/>
         <w:sz w:val="21"/>
         <w:szCs w:val="21"/>
       </w:rPr>
@@ -18766,47 +18766,107 @@
     </w:r>
     <w:r>
       <w:rPr>
-        <w:rFonts w:ascii="Times New Roman" w:hAnsi="Times New Roman" w:eastAsia="宋体"/>
+        <w:rFonts w:ascii="Times New Roman" w:hAnsi="Times New Roman" w:eastAsia="宋体" w:cs="Times New Roman"/>
         <w:sz w:val="21"/>
         <w:szCs w:val="21"/>
       </w:rPr>
-      <w:t xml:space="preserve">第</w:t>
+      <w:t>第</w:t>
     </w:r>
-    <w:fldSimple w:instr=" PAGE ">
-      <w:r>
-        <w:rPr>
-          <w:rFonts w:ascii="Times New Roman" w:hAnsi="Times New Roman" w:eastAsia="宋体"/>
-          <w:sz w:val="21"/>
-          <w:szCs w:val="21"/>
-        </w:rPr>
-        <w:t xml:space="preserve">1</w:t>
-      </w:r>
-    </w:fldSimple>
     <w:r>
       <w:rPr>
-        <w:rFonts w:ascii="Times New Roman" w:hAnsi="Times New Roman" w:eastAsia="宋体"/>
+        <w:rFonts w:ascii="Times New Roman" w:hAnsi="Times New Roman" w:eastAsia="宋体" w:cs="Times New Roman"/>
         <w:sz w:val="21"/>
         <w:szCs w:val="21"/>
       </w:rPr>
-      <w:t xml:space="preserve">页（共</w:t>
+      <w:fldChar w:fldCharType="begin"/>
     </w:r>
-    <w:fldSimple w:instr=" NUMPAGES ">
-      <w:r>
-        <w:rPr>
-          <w:rFonts w:ascii="Times New Roman" w:hAnsi="Times New Roman" w:eastAsia="宋体"/>
-          <w:sz w:val="21"/>
-          <w:szCs w:val="21"/>
-        </w:rPr>
-        <w:t xml:space="preserve">1</w:t>
-      </w:r>
-    </w:fldSimple>
     <w:r>
       <w:rPr>
-        <w:rFonts w:ascii="Times New Roman" w:hAnsi="Times New Roman" w:eastAsia="宋体"/>
+        <w:rFonts w:ascii="Times New Roman" w:hAnsi="Times New Roman" w:eastAsia="宋体" w:cs="Times New Roman"/>
         <w:sz w:val="21"/>
         <w:szCs w:val="21"/>
       </w:rPr>
-      <w:t xml:space="preserve">页）</w:t>
+      <w:instrText xml:space="preserve"> PAGE </w:instrText>
+    </w:r>
+    <w:r>
+      <w:rPr>
+        <w:rFonts w:ascii="Times New Roman" w:hAnsi="Times New Roman" w:eastAsia="宋体" w:cs="Times New Roman"/>
+        <w:sz w:val="21"/>
+        <w:szCs w:val="21"/>
+      </w:rPr>
+      <w:fldChar w:fldCharType="separate"/>
+    </w:r>
+    <w:r>
+      <w:rPr>
+        <w:rFonts w:ascii="Times New Roman" w:hAnsi="Times New Roman" w:eastAsia="宋体" w:cs="Times New Roman"/>
+        <w:sz w:val="21"/>
+        <w:szCs w:val="21"/>
+      </w:rPr>
+      <w:t>1</w:t>
+    </w:r>
+    <w:r>
+      <w:rPr>
+        <w:rFonts w:ascii="Times New Roman" w:hAnsi="Times New Roman" w:eastAsia="宋体" w:cs="Times New Roman"/>
+        <w:sz w:val="21"/>
+        <w:szCs w:val="21"/>
+      </w:rPr>
+      <w:fldChar w:fldCharType="end"/>
+    </w:r>
+    <w:r>
+      <w:rPr>
+        <w:rFonts w:ascii="Times New Roman" w:hAnsi="Times New Roman" w:eastAsia="宋体" w:cs="Times New Roman"/>
+        <w:sz w:val="21"/>
+        <w:szCs w:val="21"/>
+      </w:rPr>
+      <w:t>页（共</w:t>
+    </w:r>
+    <w:r>
+      <w:rPr>
+        <w:rFonts w:ascii="Times New Roman" w:hAnsi="Times New Roman" w:eastAsia="宋体" w:cs="Times New Roman"/>
+        <w:sz w:val="21"/>
+        <w:szCs w:val="21"/>
+      </w:rPr>
+      <w:fldChar w:fldCharType="begin"/>
+    </w:r>
+    <w:r>
+      <w:rPr>
+        <w:rFonts w:ascii="Times New Roman" w:hAnsi="Times New Roman" w:eastAsia="宋体" w:cs="Times New Roman"/>
+        <w:sz w:val="21"/>
+        <w:szCs w:val="21"/>
+      </w:rPr>
+      <w:instrText xml:space="preserve"> NUMPAGES </w:instrText>
+    </w:r>
+    <w:r>
+      <w:rPr>
+        <w:rFonts w:ascii="Times New Roman" w:hAnsi="Times New Roman" w:eastAsia="宋体" w:cs="Times New Roman"/>
+        <w:sz w:val="21"/>
+        <w:szCs w:val="21"/>
+      </w:rPr>
+      <w:fldChar w:fldCharType="separate"/>
+    </w:r>
+    <w:r>
+      <w:rPr>
+        <w:rFonts w:ascii="Times New Roman" w:hAnsi="Times New Roman" w:eastAsia="宋体" w:cs="Times New Roman"/>
+        <w:sz w:val="21"/>
+        <w:szCs w:val="21"/>
+      </w:rPr>
+      <w:t>7</w:t>
+    </w:r>
+    <w:r>
+      <w:rPr>
+        <w:rFonts w:ascii="Times New Roman" w:hAnsi="Times New Roman" w:eastAsia="宋体" w:cs="Times New Roman"/>
+        <w:sz w:val="21"/>
+        <w:szCs w:val="21"/>
+      </w:rPr>
+      <w:fldChar w:fldCharType="end"/>
+    </w:r>
+    <w:r>
+      <w:rPr>
+        <w:rFonts w:ascii="Times New Roman" w:hAnsi="Times New Roman" w:eastAsia="宋体" w:cs="Times New Roman"/>
+        <w:sz w:val="21"/>
+        <w:szCs w:val="21"/>
+      </w:rPr>
+      <w:t>页）</w:t>
     </w:r>
   </w:p>
 </w:ftr>
@@ -19020,15 +19080,14 @@
   <w:docDefaults>
     <w:rPrDefault>
       <w:rPr>
-        <w:rFonts w:cstheme="minorBidi" w:ascii="Times New Roman" w:hAnsi="Times New Roman" w:eastAsia="宋体" w:cs="Times New Roman"/>
+        <w:rFonts w:ascii="Times New Roman" w:hAnsi="Times New Roman" w:eastAsia="宋体" w:cs="Times New Roman"/>
         <w:sz w:val="21"/>
         <w:szCs w:val="21"/>
-        <w:lang w:val="en-US" w:eastAsia="en-US" w:bidi="ar-SA"/>
       </w:rPr>
     </w:rPrDefault>
     <w:pPrDefault>
       <w:pPr>
-        <w:spacing w:after="200" w:line="276" w:lineRule="auto"/>
+        <w:spacing w:before="0" w:after="0" w:line="300" w:lineRule="auto"/>
       </w:pPr>
     </w:pPrDefault>
   </w:docDefaults>

--- a/高中物理/高中物理同步/人教版选必2 第2章 电磁感应·冲刺卷（8题）.docx
+++ b/高中物理/高中物理同步/人教版选必2 第2章 电磁感应·冲刺卷（8题）.docx
@@ -18754,7 +18754,7 @@
 <w:ftr xmlns:w="http://schemas.openxmlformats.org/wordprocessingml/2006/main">
   <w:p xmlns:w="http://schemas.openxmlformats.org/wordprocessingml/2006/main">
     <w:pPr>
-      <w:jc w:val="center"/>
+      <w:jc w:val="left"/>
     </w:pPr>
     <w:r>
       <w:rPr>

--- a/高中物理/高中物理同步/人教版选必2 第2章 电磁感应·冲刺卷（8题）.docx
+++ b/高中物理/高中物理同步/人教版选必2 第2章 电磁感应·冲刺卷（8题）.docx
@@ -18826,39 +18826,7 @@
         <w:sz w:val="21"/>
         <w:szCs w:val="21"/>
       </w:rPr>
-      <w:fldChar w:fldCharType="begin"/>
-    </w:r>
-    <w:r>
-      <w:rPr>
-        <w:rFonts w:ascii="Times New Roman" w:hAnsi="Times New Roman" w:eastAsia="宋体" w:cs="Times New Roman"/>
-        <w:sz w:val="21"/>
-        <w:szCs w:val="21"/>
-      </w:rPr>
-      <w:instrText xml:space="preserve"> NUMPAGES </w:instrText>
-    </w:r>
-    <w:r>
-      <w:rPr>
-        <w:rFonts w:ascii="Times New Roman" w:hAnsi="Times New Roman" w:eastAsia="宋体" w:cs="Times New Roman"/>
-        <w:sz w:val="21"/>
-        <w:szCs w:val="21"/>
-      </w:rPr>
-      <w:fldChar w:fldCharType="separate"/>
-    </w:r>
-    <w:r>
-      <w:rPr>
-        <w:rFonts w:ascii="Times New Roman" w:hAnsi="Times New Roman" w:eastAsia="宋体" w:cs="Times New Roman"/>
-        <w:sz w:val="21"/>
-        <w:szCs w:val="21"/>
-      </w:rPr>
       <w:t>7</w:t>
-    </w:r>
-    <w:r>
-      <w:rPr>
-        <w:rFonts w:ascii="Times New Roman" w:hAnsi="Times New Roman" w:eastAsia="宋体" w:cs="Times New Roman"/>
-        <w:sz w:val="21"/>
-        <w:szCs w:val="21"/>
-      </w:rPr>
-      <w:fldChar w:fldCharType="end"/>
     </w:r>
     <w:r>
       <w:rPr>
